--- a/数学学习提升App开发文档.docx
+++ b/数学学习提升App开发文档.docx
@@ -104,7 +104,7 @@
           <w:color w:val="333333"/>
           <w:sz w:val="22"/>
         </w:rPr>
-        <w:t>修订记录：V1.3（2026-08-08）标记阶段 0、阶段 1 已完成，记录实际环境与构建配置，新增项目进度总览；V1.2（2026-08-07）架构升级为 DDD 有界上下文＋模块化单体，新增学习/内容/通知三域划分；V1.1（2026-08-07）新增“八、架构演进与持续更新”章节，接口统一升级为 /api/v1/，明确内容双轨、数据迁移、发布流程与测试基线。</w:t>
+        <w:t>修订记录：V1.4（2026-08-08）标记阶段 2 已完成，记录数据层与题库实现细节；V1.3（2026-08-08）标记阶段 0、阶段 1 已完成，记录实际环境与构建配置，新增项目进度总览；V1.2（2026-08-07）架构升级为 DDD 有界上下文＋模块化单体，新增学习/内容/通知三域划分；V1.1（2026-08-07）新增“八、架构演进与持续更新”章节，接口统一升级为 /api/v1/，明确内容双轨、数据迁移、发布流程与测试基线。</w:t>
       </w:r>
     </w:p>
     <w:p>
@@ -947,7 +947,7 @@
           <w:color w:val="333333"/>
           <w:sz w:val="22"/>
         </w:rPr>
-        <w:t>阶段 0（环境准备）✅ 已完成；阶段 1（工程骨架）✅ 已完成；阶段 2–6 待开发。下一阶段：阶段 2 数据层与题库。</w:t>
+        <w:t>阶段 0（环境准备）✅ 已完成；阶段 1（工程骨架）✅ 已完成；阶段 2（数据层与题库）✅ 已完成；阶段 3–6 待开发。下一阶段：阶段 3 诊断报告。</w:t>
       </w:r>
     </w:p>
     <w:p>
@@ -992,7 +992,22 @@
           <w:color w:val="333333"/>
           <w:sz w:val="22"/>
         </w:rPr>
-        <w:t>○ 待办：内网穿透注册（cpolar/花生壳）；阶段 2 数据层与题库 → 阶段 3 诊断报告 → 阶段 4 练习错题 → 阶段 5 通知服务 → 阶段 6 联调部署。</w:t>
+        <w:t>✅ 已完成：阶段 2 数据层与题库（章节树 18 章、题库 77 题、SQLite 六表与迁移、题库导入管线），内容校验与 flutter test 全部通过；</w:t>
+      </w:r>
+    </w:p>
+    <w:p>
+      <w:pPr>
+        <w:pStyle w:val="CxBullet"/>
+      </w:pPr>
+      <w:r>
+        <w:rPr>
+          <w:rFonts w:ascii="Microsoft YaHei" w:hAnsi="Microsoft YaHei" w:eastAsia="Microsoft YaHei"/>
+          <w:b w:val="0"/>
+          <w:i w:val="0"/>
+          <w:color w:val="333333"/>
+          <w:sz w:val="22"/>
+        </w:rPr>
+        <w:t>○ 待办：内网穿透注册（cpolar/花生壳）；阶段 3 诊断报告 → 阶段 4 练习错题 → 阶段 5 通知服务 → 阶段 6 联调部署。</w:t>
       </w:r>
     </w:p>
     <w:p>
@@ -11519,7 +11534,7 @@
                 <w:color w:val="333333"/>
                 <w:sz w:val="20"/>
               </w:rPr>
-              <w:t>○ 待开发</w:t>
+              <w:t>✅ 已完成</w:t>
             </w:r>
           </w:p>
         </w:tc>
@@ -12346,6 +12361,127 @@
           <w:sz w:val="22"/>
         </w:rPr>
         <w:t>调试版 APK 约 150MB（含 3 种 ABI）；发布版 arm64 单架构预计 30–40MB。</w:t>
+      </w:r>
+    </w:p>
+    <w:p>
+      <w:pPr>
+        <w:spacing w:after="120"/>
+        <w:jc w:val="left"/>
+      </w:pPr>
+      <w:r>
+        <w:rPr>
+          <w:rFonts w:ascii="Microsoft YaHei" w:hAnsi="Microsoft YaHei" w:eastAsia="Microsoft YaHei"/>
+          <w:b w:val="0"/>
+          <w:i w:val="0"/>
+          <w:color w:val="333333"/>
+          <w:sz w:val="22"/>
+        </w:rPr>
+        <w:t>阶段 2 状态：✅ 已完成（2026-08-08，内容校验与自动化测试通过；真机覆盖安装需连接 iQOO Z5x 后补做验收）。实际记录：</w:t>
+      </w:r>
+    </w:p>
+    <w:p>
+      <w:pPr>
+        <w:pStyle w:val="CxBullet"/>
+      </w:pPr>
+      <w:r>
+        <w:rPr>
+          <w:rFonts w:ascii="Microsoft YaHei" w:hAnsi="Microsoft YaHei" w:eastAsia="Microsoft YaHei"/>
+          <w:b w:val="0"/>
+          <w:i w:val="0"/>
+          <w:color w:val="333333"/>
+          <w:sz w:val="22"/>
+        </w:rPr>
+        <w:t>章节树 chapters.json：五册 18 章（A1-1…B3-8），必修第一册细化到 24 节（人教 A 版 2020 目录），书节点带年级标记（高一/高二/高三）；</w:t>
+      </w:r>
+    </w:p>
+    <w:p>
+      <w:pPr>
+        <w:pStyle w:val="CxBullet"/>
+      </w:pPr>
+      <w:r>
+        <w:rPr>
+          <w:rFonts w:ascii="Microsoft YaHei" w:hAnsi="Microsoft YaHei" w:eastAsia="Microsoft YaHei"/>
+          <w:b w:val="0"/>
+          <w:i w:val="0"/>
+          <w:color w:val="333333"/>
+          <w:sz w:val="22"/>
+        </w:rPr>
+        <w:t>题库 questions.json：内容题 73 道（必修第一册每节 3–5 题）＋诊断自评模板 4 道（DIAG-S×2、DIAG-P×2）；难度分布 基础 63% / 中档 27% / 压轴 10%，每章至少 1 道难度 4–5 题；字段含 type/difficulty/thinking_method/lose_type 等，公式用 $...$ LaTeX 片段；</w:t>
+      </w:r>
+    </w:p>
+    <w:p>
+      <w:pPr>
+        <w:pStyle w:val="CxBullet"/>
+      </w:pPr>
+      <w:r>
+        <w:rPr>
+          <w:rFonts w:ascii="Microsoft YaHei" w:hAnsi="Microsoft YaHei" w:eastAsia="Microsoft YaHei"/>
+          <w:b w:val="0"/>
+          <w:i w:val="0"/>
+          <w:color w:val="333333"/>
+          <w:sz w:val="22"/>
+        </w:rPr>
+        <w:t>SQLite 数据层：migrations/001_init.sql 建六表（question/diagnosis/answer_record/error_book/app_config/digest_queue）＋索引与 CHECK 约束；migrate.dart 用 PRAGMA user_version 按序迁移；database.dart 打开 math_up.db 并写入默认配置（schema_version=1、push_time=21:30、daily_enabled=true）；</w:t>
+      </w:r>
+    </w:p>
+    <w:p>
+      <w:pPr>
+        <w:pStyle w:val="CxBullet"/>
+      </w:pPr>
+      <w:r>
+        <w:rPr>
+          <w:rFonts w:ascii="Microsoft YaHei" w:hAnsi="Microsoft YaHei" w:eastAsia="Microsoft YaHei"/>
+          <w:b w:val="0"/>
+          <w:i w:val="0"/>
+          <w:color w:val="333333"/>
+          <w:sz w:val="22"/>
+        </w:rPr>
+        <w:t>领域与基础设施：Question 实体、QuestionRepository 接口与 SQLite 实现、QuestionImporter（按 content_version 幂等导入，仅覆盖 question 表）、DbInitController；</w:t>
+      </w:r>
+    </w:p>
+    <w:p>
+      <w:pPr>
+        <w:pStyle w:val="CxBullet"/>
+      </w:pPr>
+      <w:r>
+        <w:rPr>
+          <w:rFonts w:ascii="Microsoft YaHei" w:hAnsi="Microsoft YaHei" w:eastAsia="Microsoft YaHei"/>
+          <w:b w:val="0"/>
+          <w:i w:val="0"/>
+          <w:color w:val="333333"/>
+          <w:sz w:val="22"/>
+        </w:rPr>
+        <w:t>首页新增题库初始化状态卡片（初始化中/成功/失败可重试）；</w:t>
+      </w:r>
+    </w:p>
+    <w:p>
+      <w:pPr>
+        <w:pStyle w:val="CxBullet"/>
+      </w:pPr>
+      <w:r>
+        <w:rPr>
+          <w:rFonts w:ascii="Microsoft YaHei" w:hAnsi="Microsoft YaHei" w:eastAsia="Microsoft YaHei"/>
+          <w:b w:val="0"/>
+          <w:i w:val="0"/>
+          <w:color w:val="333333"/>
+          <w:sz w:val="22"/>
+        </w:rPr>
+        <w:t>scripts/validate_content.py 内容一致性校验通过；flutter test 6 项全部通过（迁移、导入、幂等、脏数据回滚、仓储查询、六表读写）；dart analyze 无问题；</w:t>
+      </w:r>
+    </w:p>
+    <w:p>
+      <w:pPr>
+        <w:pStyle w:val="CxBullet"/>
+      </w:pPr>
+      <w:r>
+        <w:rPr>
+          <w:rFonts w:ascii="Microsoft YaHei" w:hAnsi="Microsoft YaHei" w:eastAsia="Microsoft YaHei"/>
+          <w:b w:val="0"/>
+          <w:i w:val="0"/>
+          <w:color w:val="333333"/>
+          <w:sz w:val="22"/>
+        </w:rPr>
+        <w:t>说明：sqflite_common_ffi 仅作 dev 依赖用于宿主测试，通过 pubspec hooks user_defines 让 sqlite3 使用系统库，避免构建时从 GitHub 下载预编译产物。</w:t>
       </w:r>
     </w:p>
     <w:p>

--- a/数学学习提升App开发文档.docx
+++ b/数学学习提升App开发文档.docx
@@ -12376,7 +12376,7 @@
           <w:color w:val="333333"/>
           <w:sz w:val="22"/>
         </w:rPr>
-        <w:t>阶段 2 状态：✅ 已完成（2026-08-08，内容校验与自动化测试通过；真机覆盖安装需连接 iQOO Z5x 后补做验收）。实际记录：</w:t>
+        <w:t>阶段 2 状态：✅ 已完成（2026-08-08，内容校验与自动化测试通过；调试 APK 已覆盖安装到 iQOO Z5x，首页题库状态待目视确认）。实际记录：</w:t>
       </w:r>
     </w:p>
     <w:p>

--- a/数学学习提升App开发文档.docx
+++ b/数学学习提升App开发文档.docx
@@ -104,7 +104,7 @@
           <w:color w:val="333333"/>
           <w:sz w:val="22"/>
         </w:rPr>
-        <w:t>修订记录：V1.4（2026-08-08）标记阶段 2 已完成，记录数据层与题库实现细节；V1.3（2026-08-08）标记阶段 0、阶段 1 已完成，记录实际环境与构建配置，新增项目进度总览；V1.2（2026-08-07）架构升级为 DDD 有界上下文＋模块化单体，新增学习/内容/通知三域划分；V1.1（2026-08-07）新增“八、架构演进与持续更新”章节，接口统一升级为 /api/v1/，明确内容双轨、数据迁移、发布流程与测试基线。</w:t>
+        <w:t>修订记录：V1.5（2026-08-08）新增附录C 视觉设计规范（清新学习风·克制可爱版 v0.3.0），记录全页面视觉改版与构建环境调整；V1.4（2026-08-08）标记阶段 2 已完成，记录数据层与题库实现细节；V1.3（2026-08-08）标记阶段 0、阶段 1 已完成，记录实际环境与构建配置，新增项目进度总览；V1.2（2026-08-07）架构升级为 DDD 有界上下文＋模块化单体，新增学习/内容/通知三域划分；V1.1（2026-08-07）新增“八、架构演进与持续更新”章节，接口统一升级为 /api/v1/，明确内容双轨、数据迁移、发布流程与测试基线。</w:t>
       </w:r>
     </w:p>
     <w:p>
@@ -947,7 +947,7 @@
           <w:color w:val="333333"/>
           <w:sz w:val="22"/>
         </w:rPr>
-        <w:t>阶段 0（环境准备）✅ 已完成；阶段 1（工程骨架）✅ 已完成；阶段 2（数据层与题库）✅ 已完成；阶段 3–6 待开发。下一阶段：阶段 3 诊断报告。</w:t>
+        <w:t>阶段 0–2 ✅ 已完成；视觉改版（v0.3.0 清新学习风·克制可爱版）✅ 已完成；阶段 3–6 待开发。下一阶段：阶段 3 诊断报告。</w:t>
       </w:r>
     </w:p>
     <w:p>
@@ -993,6 +993,21 @@
           <w:sz w:val="22"/>
         </w:rPr>
         <w:t>✅ 已完成：阶段 2 数据层与题库（章节树 18 章、题库 77 题、SQLite 六表与迁移、题库导入管线），内容校验与 flutter test 全部通过；</w:t>
+      </w:r>
+    </w:p>
+    <w:p>
+      <w:pPr>
+        <w:pStyle w:val="CxBullet"/>
+      </w:pPr>
+      <w:r>
+        <w:rPr>
+          <w:rFonts w:ascii="Microsoft YaHei" w:hAnsi="Microsoft YaHei" w:eastAsia="Microsoft YaHei"/>
+          <w:b w:val="0"/>
+          <w:i w:val="0"/>
+          <w:color w:val="333333"/>
+          <w:sz w:val="22"/>
+        </w:rPr>
+        <w:t>✅ 已完成：视觉改版 v0.3.0（清新学习风·克制可爱版：主题令牌、共享组件、GeoSpirit 吉祥物、全页面改版），13 项测试通过，APK 已覆盖安装真机；</w:t>
       </w:r>
     </w:p>
     <w:p>
@@ -14612,6 +14627,1212 @@
           <w:sz w:val="22"/>
         </w:rPr>
         <w:t>《普通高中数学课程标准》与四川新高考 II 卷考情。</w:t>
+      </w:r>
+    </w:p>
+    <w:p>
+      <w:pPr>
+        <w:pStyle w:val="Heading1"/>
+      </w:pPr>
+      <w:r>
+        <w:t>附录C　视觉设计规范（v0.3.0 清新学习风·克制可爱版）</w:t>
+      </w:r>
+    </w:p>
+    <w:p>
+      <w:pPr>
+        <w:spacing w:after="120"/>
+        <w:jc w:val="left"/>
+      </w:pPr>
+      <w:r>
+        <w:rPr>
+          <w:rFonts w:ascii="Microsoft YaHei" w:hAnsi="Microsoft YaHei" w:eastAsia="Microsoft YaHei"/>
+          <w:b w:val="0"/>
+          <w:i w:val="0"/>
+          <w:color w:val="333333"/>
+          <w:sz w:val="22"/>
+        </w:rPr>
+        <w:t>设计策略：80% 简洁＋20% 可爱。功能场景（做题、报告数据区）保持极简专业；情感场景（欢迎、完成、空状态、徽章）由 GeoSpirit 几何小精灵与可爱图标表达。所有插画与吉祥物均由 Flutter 组件/CustomPaint 代码绘制，不引入图片资源。</w:t>
+      </w:r>
+    </w:p>
+    <w:p>
+      <w:pPr>
+        <w:pStyle w:val="CxTableCaption"/>
+      </w:pPr>
+      <w:r>
+        <w:rPr>
+          <w:rFonts w:ascii="Microsoft YaHei" w:hAnsi="Microsoft YaHei" w:eastAsia="Microsoft YaHei"/>
+          <w:b/>
+          <w:i w:val="0"/>
+          <w:color w:val="595959"/>
+          <w:sz w:val="19"/>
+        </w:rPr>
+        <w:t>表17　配色令牌</w:t>
+      </w:r>
+    </w:p>
+    <w:tbl>
+      <w:tblPr>
+        <w:tblW w:w="9360" w:type="dxa"/>
+        <w:jc w:val="left"/>
+        <w:tblInd w:w="120" w:type="dxa"/>
+        <w:tblBorders>
+          <w:top w:val="single" w:sz="4" w:space="0" w:color="BFBFBF"/>
+          <w:left w:val="single" w:sz="4" w:space="0" w:color="BFBFBF"/>
+          <w:bottom w:val="single" w:sz="4" w:space="0" w:color="BFBFBF"/>
+          <w:right w:val="single" w:sz="4" w:space="0" w:color="BFBFBF"/>
+          <w:insideH w:val="single" w:sz="4" w:space="0" w:color="BFBFBF"/>
+          <w:insideV w:val="single" w:sz="4" w:space="0" w:color="BFBFBF"/>
+        </w:tblBorders>
+        <w:tblLayout w:type="fixed"/>
+        <w:tblCellMar>
+          <w:top w:w="80" w:type="dxa"/>
+          <w:left w:w="120" w:type="dxa"/>
+          <w:bottom w:w="80" w:type="dxa"/>
+          <w:right w:w="120" w:type="dxa"/>
+        </w:tblCellMar>
+        <w:tblLook w:val="04A0" w:firstRow="1" w:lastRow="0" w:firstColumn="1" w:lastColumn="0" w:noHBand="0" w:noVBand="1"/>
+      </w:tblPr>
+      <w:tblGrid>
+        <w:gridCol w:w="1600"/>
+        <w:gridCol w:w="2400"/>
+        <w:gridCol w:w="5360"/>
+      </w:tblGrid>
+      <w:tr>
+        <w:trPr>
+          <w:tblHeader w:val="true"/>
+        </w:trPr>
+        <w:tc>
+          <w:tcPr>
+            <w:tcW w:type="dxa" w:w="1600"/>
+            <w:shd w:val="clear" w:fill="F2F4F7"/>
+            <w:vAlign w:val="center"/>
+          </w:tcPr>
+          <w:p>
+            <w:pPr>
+              <w:spacing w:before="40" w:after="40" w:line="240" w:lineRule="auto"/>
+              <w:jc w:val="center"/>
+            </w:pPr>
+            <w:r>
+              <w:rPr>
+                <w:rFonts w:ascii="Microsoft YaHei" w:hAnsi="Microsoft YaHei" w:eastAsia="Microsoft YaHei"/>
+                <w:b/>
+                <w:i w:val="0"/>
+                <w:color w:val="1F3A5F"/>
+                <w:sz w:val="20"/>
+              </w:rPr>
+              <w:t>角色</w:t>
+            </w:r>
+          </w:p>
+        </w:tc>
+        <w:tc>
+          <w:tcPr>
+            <w:tcW w:type="dxa" w:w="2400"/>
+            <w:shd w:val="clear" w:fill="F2F4F7"/>
+            <w:vAlign w:val="center"/>
+          </w:tcPr>
+          <w:p>
+            <w:pPr>
+              <w:spacing w:before="40" w:after="40" w:line="240" w:lineRule="auto"/>
+              <w:jc w:val="center"/>
+            </w:pPr>
+            <w:r>
+              <w:rPr>
+                <w:rFonts w:ascii="Microsoft YaHei" w:hAnsi="Microsoft YaHei" w:eastAsia="Microsoft YaHei"/>
+                <w:b/>
+                <w:i w:val="0"/>
+                <w:color w:val="1F3A5F"/>
+                <w:sz w:val="20"/>
+              </w:rPr>
+              <w:t>色值</w:t>
+            </w:r>
+          </w:p>
+        </w:tc>
+        <w:tc>
+          <w:tcPr>
+            <w:tcW w:type="dxa" w:w="5360"/>
+            <w:shd w:val="clear" w:fill="F2F4F7"/>
+            <w:vAlign w:val="center"/>
+          </w:tcPr>
+          <w:p>
+            <w:pPr>
+              <w:spacing w:before="40" w:after="40" w:line="240" w:lineRule="auto"/>
+              <w:jc w:val="center"/>
+            </w:pPr>
+            <w:r>
+              <w:rPr>
+                <w:rFonts w:ascii="Microsoft YaHei" w:hAnsi="Microsoft YaHei" w:eastAsia="Microsoft YaHei"/>
+                <w:b/>
+                <w:i w:val="0"/>
+                <w:color w:val="1F3A5F"/>
+                <w:sz w:val="20"/>
+              </w:rPr>
+              <w:t>用途</w:t>
+            </w:r>
+          </w:p>
+        </w:tc>
+      </w:tr>
+      <w:tr>
+        <w:tc>
+          <w:tcPr>
+            <w:tcW w:type="dxa" w:w="1600"/>
+            <w:vAlign w:val="center"/>
+          </w:tcPr>
+          <w:p>
+            <w:pPr>
+              <w:spacing w:before="40" w:after="40" w:line="240" w:lineRule="auto"/>
+              <w:jc w:val="left"/>
+            </w:pPr>
+            <w:r>
+              <w:rPr>
+                <w:rFonts w:ascii="Microsoft YaHei" w:hAnsi="Microsoft YaHei" w:eastAsia="Microsoft YaHei"/>
+                <w:b w:val="0"/>
+                <w:i w:val="0"/>
+                <w:color w:val="333333"/>
+                <w:sz w:val="20"/>
+              </w:rPr>
+              <w:t>主色</w:t>
+            </w:r>
+          </w:p>
+        </w:tc>
+        <w:tc>
+          <w:tcPr>
+            <w:tcW w:type="dxa" w:w="2400"/>
+            <w:vAlign w:val="center"/>
+          </w:tcPr>
+          <w:p>
+            <w:pPr>
+              <w:spacing w:before="40" w:after="40" w:line="240" w:lineRule="auto"/>
+              <w:jc w:val="left"/>
+            </w:pPr>
+            <w:r>
+              <w:rPr>
+                <w:rFonts w:ascii="Microsoft YaHei" w:hAnsi="Microsoft YaHei" w:eastAsia="Microsoft YaHei"/>
+                <w:b w:val="0"/>
+                <w:i w:val="0"/>
+                <w:color w:val="333333"/>
+                <w:sz w:val="20"/>
+              </w:rPr>
+              <w:t>#0B7E82</w:t>
+            </w:r>
+          </w:p>
+        </w:tc>
+        <w:tc>
+          <w:tcPr>
+            <w:tcW w:type="dxa" w:w="5360"/>
+            <w:vAlign w:val="center"/>
+          </w:tcPr>
+          <w:p>
+            <w:pPr>
+              <w:spacing w:before="40" w:after="40" w:line="240" w:lineRule="auto"/>
+              <w:jc w:val="left"/>
+            </w:pPr>
+            <w:r>
+              <w:rPr>
+                <w:rFonts w:ascii="Microsoft YaHei" w:hAnsi="Microsoft YaHei" w:eastAsia="Microsoft YaHei"/>
+                <w:b w:val="0"/>
+                <w:i w:val="0"/>
+                <w:color w:val="333333"/>
+                <w:sz w:val="20"/>
+              </w:rPr>
+              <w:t>按钮、选中态、标题条（白字对比度≥4.5:1 达标 AA）</w:t>
+            </w:r>
+          </w:p>
+        </w:tc>
+      </w:tr>
+      <w:tr>
+        <w:tc>
+          <w:tcPr>
+            <w:tcW w:type="dxa" w:w="1600"/>
+            <w:vAlign w:val="center"/>
+          </w:tcPr>
+          <w:p>
+            <w:pPr>
+              <w:spacing w:before="40" w:after="40" w:line="240" w:lineRule="auto"/>
+              <w:jc w:val="left"/>
+            </w:pPr>
+            <w:r>
+              <w:rPr>
+                <w:rFonts w:ascii="Microsoft YaHei" w:hAnsi="Microsoft YaHei" w:eastAsia="Microsoft YaHei"/>
+                <w:b w:val="0"/>
+                <w:i w:val="0"/>
+                <w:color w:val="333333"/>
+                <w:sz w:val="20"/>
+              </w:rPr>
+              <w:t>辅助蓝绿</w:t>
+            </w:r>
+          </w:p>
+        </w:tc>
+        <w:tc>
+          <w:tcPr>
+            <w:tcW w:type="dxa" w:w="2400"/>
+            <w:vAlign w:val="center"/>
+          </w:tcPr>
+          <w:p>
+            <w:pPr>
+              <w:spacing w:before="40" w:after="40" w:line="240" w:lineRule="auto"/>
+              <w:jc w:val="left"/>
+            </w:pPr>
+            <w:r>
+              <w:rPr>
+                <w:rFonts w:ascii="Microsoft YaHei" w:hAnsi="Microsoft YaHei" w:eastAsia="Microsoft YaHei"/>
+                <w:b w:val="0"/>
+                <w:i w:val="0"/>
+                <w:color w:val="333333"/>
+                <w:sz w:val="20"/>
+              </w:rPr>
+              <w:t>#0E9AA0</w:t>
+            </w:r>
+          </w:p>
+        </w:tc>
+        <w:tc>
+          <w:tcPr>
+            <w:tcW w:type="dxa" w:w="5360"/>
+            <w:vAlign w:val="center"/>
+          </w:tcPr>
+          <w:p>
+            <w:pPr>
+              <w:spacing w:before="40" w:after="40" w:line="240" w:lineRule="auto"/>
+              <w:jc w:val="left"/>
+            </w:pPr>
+            <w:r>
+              <w:rPr>
+                <w:rFonts w:ascii="Microsoft YaHei" w:hAnsi="Microsoft YaHei" w:eastAsia="Microsoft YaHei"/>
+                <w:b w:val="0"/>
+                <w:i w:val="0"/>
+                <w:color w:val="333333"/>
+                <w:sz w:val="20"/>
+              </w:rPr>
+              <w:t>大色块、渐变</w:t>
+            </w:r>
+          </w:p>
+        </w:tc>
+      </w:tr>
+      <w:tr>
+        <w:tc>
+          <w:tcPr>
+            <w:tcW w:type="dxa" w:w="1600"/>
+            <w:vAlign w:val="center"/>
+          </w:tcPr>
+          <w:p>
+            <w:pPr>
+              <w:spacing w:before="40" w:after="40" w:line="240" w:lineRule="auto"/>
+              <w:jc w:val="left"/>
+            </w:pPr>
+            <w:r>
+              <w:rPr>
+                <w:rFonts w:ascii="Microsoft YaHei" w:hAnsi="Microsoft YaHei" w:eastAsia="Microsoft YaHei"/>
+                <w:b w:val="0"/>
+                <w:i w:val="0"/>
+                <w:color w:val="333333"/>
+                <w:sz w:val="20"/>
+              </w:rPr>
+              <w:t>柠檬黄</w:t>
+            </w:r>
+          </w:p>
+        </w:tc>
+        <w:tc>
+          <w:tcPr>
+            <w:tcW w:type="dxa" w:w="2400"/>
+            <w:vAlign w:val="center"/>
+          </w:tcPr>
+          <w:p>
+            <w:pPr>
+              <w:spacing w:before="40" w:after="40" w:line="240" w:lineRule="auto"/>
+              <w:jc w:val="left"/>
+            </w:pPr>
+            <w:r>
+              <w:rPr>
+                <w:rFonts w:ascii="Microsoft YaHei" w:hAnsi="Microsoft YaHei" w:eastAsia="Microsoft YaHei"/>
+                <w:b w:val="0"/>
+                <w:i w:val="0"/>
+                <w:color w:val="333333"/>
+                <w:sz w:val="20"/>
+              </w:rPr>
+              <w:t>#FFC53D</w:t>
+            </w:r>
+          </w:p>
+        </w:tc>
+        <w:tc>
+          <w:tcPr>
+            <w:tcW w:type="dxa" w:w="5360"/>
+            <w:vAlign w:val="center"/>
+          </w:tcPr>
+          <w:p>
+            <w:pPr>
+              <w:spacing w:before="40" w:after="40" w:line="240" w:lineRule="auto"/>
+              <w:jc w:val="left"/>
+            </w:pPr>
+            <w:r>
+              <w:rPr>
+                <w:rFonts w:ascii="Microsoft YaHei" w:hAnsi="Microsoft YaHei" w:eastAsia="Microsoft YaHei"/>
+                <w:b w:val="0"/>
+                <w:i w:val="0"/>
+                <w:color w:val="333333"/>
+                <w:sz w:val="20"/>
+              </w:rPr>
+              <w:t>徽章与亮点，配深棕文字 #3D2E00，面积≤5%</w:t>
+            </w:r>
+          </w:p>
+        </w:tc>
+      </w:tr>
+      <w:tr>
+        <w:tc>
+          <w:tcPr>
+            <w:tcW w:type="dxa" w:w="1600"/>
+            <w:vAlign w:val="center"/>
+          </w:tcPr>
+          <w:p>
+            <w:pPr>
+              <w:spacing w:before="40" w:after="40" w:line="240" w:lineRule="auto"/>
+              <w:jc w:val="left"/>
+            </w:pPr>
+            <w:r>
+              <w:rPr>
+                <w:rFonts w:ascii="Microsoft YaHei" w:hAnsi="Microsoft YaHei" w:eastAsia="Microsoft YaHei"/>
+                <w:b w:val="0"/>
+                <w:i w:val="0"/>
+                <w:color w:val="333333"/>
+                <w:sz w:val="20"/>
+              </w:rPr>
+              <w:t>背景薄荷</w:t>
+            </w:r>
+          </w:p>
+        </w:tc>
+        <w:tc>
+          <w:tcPr>
+            <w:tcW w:type="dxa" w:w="2400"/>
+            <w:vAlign w:val="center"/>
+          </w:tcPr>
+          <w:p>
+            <w:pPr>
+              <w:spacing w:before="40" w:after="40" w:line="240" w:lineRule="auto"/>
+              <w:jc w:val="left"/>
+            </w:pPr>
+            <w:r>
+              <w:rPr>
+                <w:rFonts w:ascii="Microsoft YaHei" w:hAnsi="Microsoft YaHei" w:eastAsia="Microsoft YaHei"/>
+                <w:b w:val="0"/>
+                <w:i w:val="0"/>
+                <w:color w:val="333333"/>
+                <w:sz w:val="20"/>
+              </w:rPr>
+              <w:t>#F0FBF9</w:t>
+            </w:r>
+          </w:p>
+        </w:tc>
+        <w:tc>
+          <w:tcPr>
+            <w:tcW w:type="dxa" w:w="5360"/>
+            <w:vAlign w:val="center"/>
+          </w:tcPr>
+          <w:p>
+            <w:pPr>
+              <w:spacing w:before="40" w:after="40" w:line="240" w:lineRule="auto"/>
+              <w:jc w:val="left"/>
+            </w:pPr>
+            <w:r>
+              <w:rPr>
+                <w:rFonts w:ascii="Microsoft YaHei" w:hAnsi="Microsoft YaHei" w:eastAsia="Microsoft YaHei"/>
+                <w:b w:val="0"/>
+                <w:i w:val="0"/>
+                <w:color w:val="333333"/>
+                <w:sz w:val="20"/>
+              </w:rPr>
+              <w:t>页面背景</w:t>
+            </w:r>
+          </w:p>
+        </w:tc>
+      </w:tr>
+      <w:tr>
+        <w:tc>
+          <w:tcPr>
+            <w:tcW w:type="dxa" w:w="1600"/>
+            <w:vAlign w:val="center"/>
+          </w:tcPr>
+          <w:p>
+            <w:pPr>
+              <w:spacing w:before="40" w:after="40" w:line="240" w:lineRule="auto"/>
+              <w:jc w:val="left"/>
+            </w:pPr>
+            <w:r>
+              <w:rPr>
+                <w:rFonts w:ascii="Microsoft YaHei" w:hAnsi="Microsoft YaHei" w:eastAsia="Microsoft YaHei"/>
+                <w:b w:val="0"/>
+                <w:i w:val="0"/>
+                <w:color w:val="333333"/>
+                <w:sz w:val="20"/>
+              </w:rPr>
+              <w:t>奶油白</w:t>
+            </w:r>
+          </w:p>
+        </w:tc>
+        <w:tc>
+          <w:tcPr>
+            <w:tcW w:type="dxa" w:w="2400"/>
+            <w:vAlign w:val="center"/>
+          </w:tcPr>
+          <w:p>
+            <w:pPr>
+              <w:spacing w:before="40" w:after="40" w:line="240" w:lineRule="auto"/>
+              <w:jc w:val="left"/>
+            </w:pPr>
+            <w:r>
+              <w:rPr>
+                <w:rFonts w:ascii="Microsoft YaHei" w:hAnsi="Microsoft YaHei" w:eastAsia="Microsoft YaHei"/>
+                <w:b w:val="0"/>
+                <w:i w:val="0"/>
+                <w:color w:val="333333"/>
+                <w:sz w:val="20"/>
+              </w:rPr>
+              <w:t>#FFF9F3</w:t>
+            </w:r>
+          </w:p>
+        </w:tc>
+        <w:tc>
+          <w:tcPr>
+            <w:tcW w:type="dxa" w:w="5360"/>
+            <w:vAlign w:val="center"/>
+          </w:tcPr>
+          <w:p>
+            <w:pPr>
+              <w:spacing w:before="40" w:after="40" w:line="240" w:lineRule="auto"/>
+              <w:jc w:val="left"/>
+            </w:pPr>
+            <w:r>
+              <w:rPr>
+                <w:rFonts w:ascii="Microsoft YaHei" w:hAnsi="Microsoft YaHei" w:eastAsia="Microsoft YaHei"/>
+                <w:b w:val="0"/>
+                <w:i w:val="0"/>
+                <w:color w:val="333333"/>
+                <w:sz w:val="20"/>
+              </w:rPr>
+              <w:t>欢迎页与情感卡片</w:t>
+            </w:r>
+          </w:p>
+        </w:tc>
+      </w:tr>
+      <w:tr>
+        <w:tc>
+          <w:tcPr>
+            <w:tcW w:type="dxa" w:w="1600"/>
+            <w:vAlign w:val="center"/>
+          </w:tcPr>
+          <w:p>
+            <w:pPr>
+              <w:spacing w:before="40" w:after="40" w:line="240" w:lineRule="auto"/>
+              <w:jc w:val="left"/>
+            </w:pPr>
+            <w:r>
+              <w:rPr>
+                <w:rFonts w:ascii="Microsoft YaHei" w:hAnsi="Microsoft YaHei" w:eastAsia="Microsoft YaHei"/>
+                <w:b w:val="0"/>
+                <w:i w:val="0"/>
+                <w:color w:val="333333"/>
+                <w:sz w:val="20"/>
+              </w:rPr>
+              <w:t>表面白</w:t>
+            </w:r>
+          </w:p>
+        </w:tc>
+        <w:tc>
+          <w:tcPr>
+            <w:tcW w:type="dxa" w:w="2400"/>
+            <w:vAlign w:val="center"/>
+          </w:tcPr>
+          <w:p>
+            <w:pPr>
+              <w:spacing w:before="40" w:after="40" w:line="240" w:lineRule="auto"/>
+              <w:jc w:val="left"/>
+            </w:pPr>
+            <w:r>
+              <w:rPr>
+                <w:rFonts w:ascii="Microsoft YaHei" w:hAnsi="Microsoft YaHei" w:eastAsia="Microsoft YaHei"/>
+                <w:b w:val="0"/>
+                <w:i w:val="0"/>
+                <w:color w:val="333333"/>
+                <w:sz w:val="20"/>
+              </w:rPr>
+              <w:t>#FFFFFF</w:t>
+            </w:r>
+          </w:p>
+        </w:tc>
+        <w:tc>
+          <w:tcPr>
+            <w:tcW w:type="dxa" w:w="5360"/>
+            <w:vAlign w:val="center"/>
+          </w:tcPr>
+          <w:p>
+            <w:pPr>
+              <w:spacing w:before="40" w:after="40" w:line="240" w:lineRule="auto"/>
+              <w:jc w:val="left"/>
+            </w:pPr>
+            <w:r>
+              <w:rPr>
+                <w:rFonts w:ascii="Microsoft YaHei" w:hAnsi="Microsoft YaHei" w:eastAsia="Microsoft YaHei"/>
+                <w:b w:val="0"/>
+                <w:i w:val="0"/>
+                <w:color w:val="333333"/>
+                <w:sz w:val="20"/>
+              </w:rPr>
+              <w:t>卡片表面</w:t>
+            </w:r>
+          </w:p>
+        </w:tc>
+      </w:tr>
+      <w:tr>
+        <w:tc>
+          <w:tcPr>
+            <w:tcW w:type="dxa" w:w="1600"/>
+            <w:vAlign w:val="center"/>
+          </w:tcPr>
+          <w:p>
+            <w:pPr>
+              <w:spacing w:before="40" w:after="40" w:line="240" w:lineRule="auto"/>
+              <w:jc w:val="left"/>
+            </w:pPr>
+            <w:r>
+              <w:rPr>
+                <w:rFonts w:ascii="Microsoft YaHei" w:hAnsi="Microsoft YaHei" w:eastAsia="Microsoft YaHei"/>
+                <w:b w:val="0"/>
+                <w:i w:val="0"/>
+                <w:color w:val="333333"/>
+                <w:sz w:val="20"/>
+              </w:rPr>
+              <w:t>正文/次文字</w:t>
+            </w:r>
+          </w:p>
+        </w:tc>
+        <w:tc>
+          <w:tcPr>
+            <w:tcW w:type="dxa" w:w="2400"/>
+            <w:vAlign w:val="center"/>
+          </w:tcPr>
+          <w:p>
+            <w:pPr>
+              <w:spacing w:before="40" w:after="40" w:line="240" w:lineRule="auto"/>
+              <w:jc w:val="left"/>
+            </w:pPr>
+            <w:r>
+              <w:rPr>
+                <w:rFonts w:ascii="Microsoft YaHei" w:hAnsi="Microsoft YaHei" w:eastAsia="Microsoft YaHei"/>
+                <w:b w:val="0"/>
+                <w:i w:val="0"/>
+                <w:color w:val="333333"/>
+                <w:sz w:val="20"/>
+              </w:rPr>
+              <w:t>#1F2937 / #6B7280</w:t>
+            </w:r>
+          </w:p>
+        </w:tc>
+        <w:tc>
+          <w:tcPr>
+            <w:tcW w:type="dxa" w:w="5360"/>
+            <w:vAlign w:val="center"/>
+          </w:tcPr>
+          <w:p>
+            <w:pPr>
+              <w:spacing w:before="40" w:after="40" w:line="240" w:lineRule="auto"/>
+              <w:jc w:val="left"/>
+            </w:pPr>
+            <w:r>
+              <w:rPr>
+                <w:rFonts w:ascii="Microsoft YaHei" w:hAnsi="Microsoft YaHei" w:eastAsia="Microsoft YaHei"/>
+                <w:b w:val="0"/>
+                <w:i w:val="0"/>
+                <w:color w:val="333333"/>
+                <w:sz w:val="20"/>
+              </w:rPr>
+              <w:t>文字层级</w:t>
+            </w:r>
+          </w:p>
+        </w:tc>
+      </w:tr>
+      <w:tr>
+        <w:tc>
+          <w:tcPr>
+            <w:tcW w:type="dxa" w:w="1600"/>
+            <w:vAlign w:val="center"/>
+          </w:tcPr>
+          <w:p>
+            <w:pPr>
+              <w:spacing w:before="40" w:after="40" w:line="240" w:lineRule="auto"/>
+              <w:jc w:val="left"/>
+            </w:pPr>
+            <w:r>
+              <w:rPr>
+                <w:rFonts w:ascii="Microsoft YaHei" w:hAnsi="Microsoft YaHei" w:eastAsia="Microsoft YaHei"/>
+                <w:b w:val="0"/>
+                <w:i w:val="0"/>
+                <w:color w:val="333333"/>
+                <w:sz w:val="20"/>
+              </w:rPr>
+              <w:t>对/错</w:t>
+            </w:r>
+          </w:p>
+        </w:tc>
+        <w:tc>
+          <w:tcPr>
+            <w:tcW w:type="dxa" w:w="2400"/>
+            <w:vAlign w:val="center"/>
+          </w:tcPr>
+          <w:p>
+            <w:pPr>
+              <w:spacing w:before="40" w:after="40" w:line="240" w:lineRule="auto"/>
+              <w:jc w:val="left"/>
+            </w:pPr>
+            <w:r>
+              <w:rPr>
+                <w:rFonts w:ascii="Microsoft YaHei" w:hAnsi="Microsoft YaHei" w:eastAsia="Microsoft YaHei"/>
+                <w:b w:val="0"/>
+                <w:i w:val="0"/>
+                <w:color w:val="333333"/>
+                <w:sz w:val="20"/>
+              </w:rPr>
+              <w:t>#2E9E6B / #D9534F</w:t>
+            </w:r>
+          </w:p>
+        </w:tc>
+        <w:tc>
+          <w:tcPr>
+            <w:tcW w:type="dxa" w:w="5360"/>
+            <w:vAlign w:val="center"/>
+          </w:tcPr>
+          <w:p>
+            <w:pPr>
+              <w:spacing w:before="40" w:after="40" w:line="240" w:lineRule="auto"/>
+              <w:jc w:val="left"/>
+            </w:pPr>
+            <w:r>
+              <w:rPr>
+                <w:rFonts w:ascii="Microsoft YaHei" w:hAnsi="Microsoft YaHei" w:eastAsia="Microsoft YaHei"/>
+                <w:b w:val="0"/>
+                <w:i w:val="0"/>
+                <w:color w:val="333333"/>
+                <w:sz w:val="20"/>
+              </w:rPr>
+              <w:t>作答反馈（图标与标签）</w:t>
+            </w:r>
+          </w:p>
+        </w:tc>
+      </w:tr>
+    </w:tbl>
+    <w:p>
+      <w:pPr>
+        <w:pStyle w:val="CxTableCaption"/>
+      </w:pPr>
+      <w:r>
+        <w:rPr>
+          <w:rFonts w:ascii="Microsoft YaHei" w:hAnsi="Microsoft YaHei" w:eastAsia="Microsoft YaHei"/>
+          <w:b/>
+          <w:i w:val="0"/>
+          <w:color w:val="595959"/>
+          <w:sz w:val="19"/>
+        </w:rPr>
+        <w:t>表18　组件与使用边界</w:t>
+      </w:r>
+    </w:p>
+    <w:tbl>
+      <w:tblPr>
+        <w:tblW w:w="9360" w:type="dxa"/>
+        <w:jc w:val="left"/>
+        <w:tblInd w:w="120" w:type="dxa"/>
+        <w:tblBorders>
+          <w:top w:val="single" w:sz="4" w:space="0" w:color="BFBFBF"/>
+          <w:left w:val="single" w:sz="4" w:space="0" w:color="BFBFBF"/>
+          <w:bottom w:val="single" w:sz="4" w:space="0" w:color="BFBFBF"/>
+          <w:right w:val="single" w:sz="4" w:space="0" w:color="BFBFBF"/>
+          <w:insideH w:val="single" w:sz="4" w:space="0" w:color="BFBFBF"/>
+          <w:insideV w:val="single" w:sz="4" w:space="0" w:color="BFBFBF"/>
+        </w:tblBorders>
+        <w:tblLayout w:type="fixed"/>
+        <w:tblCellMar>
+          <w:top w:w="80" w:type="dxa"/>
+          <w:left w:w="120" w:type="dxa"/>
+          <w:bottom w:w="80" w:type="dxa"/>
+          <w:right w:w="120" w:type="dxa"/>
+        </w:tblCellMar>
+        <w:tblLook w:val="04A0" w:firstRow="1" w:lastRow="0" w:firstColumn="1" w:lastColumn="0" w:noHBand="0" w:noVBand="1"/>
+      </w:tblPr>
+      <w:tblGrid>
+        <w:gridCol w:w="3300"/>
+        <w:gridCol w:w="6060"/>
+      </w:tblGrid>
+      <w:tr>
+        <w:trPr>
+          <w:tblHeader w:val="true"/>
+        </w:trPr>
+        <w:tc>
+          <w:tcPr>
+            <w:tcW w:type="dxa" w:w="3300"/>
+            <w:shd w:val="clear" w:fill="F2F4F7"/>
+            <w:vAlign w:val="center"/>
+          </w:tcPr>
+          <w:p>
+            <w:pPr>
+              <w:spacing w:before="40" w:after="40" w:line="240" w:lineRule="auto"/>
+              <w:jc w:val="center"/>
+            </w:pPr>
+            <w:r>
+              <w:rPr>
+                <w:rFonts w:ascii="Microsoft YaHei" w:hAnsi="Microsoft YaHei" w:eastAsia="Microsoft YaHei"/>
+                <w:b/>
+                <w:i w:val="0"/>
+                <w:color w:val="1F3A5F"/>
+                <w:sz w:val="20"/>
+              </w:rPr>
+              <w:t>组件</w:t>
+            </w:r>
+          </w:p>
+        </w:tc>
+        <w:tc>
+          <w:tcPr>
+            <w:tcW w:type="dxa" w:w="6060"/>
+            <w:shd w:val="clear" w:fill="F2F4F7"/>
+            <w:vAlign w:val="center"/>
+          </w:tcPr>
+          <w:p>
+            <w:pPr>
+              <w:spacing w:before="40" w:after="40" w:line="240" w:lineRule="auto"/>
+              <w:jc w:val="center"/>
+            </w:pPr>
+            <w:r>
+              <w:rPr>
+                <w:rFonts w:ascii="Microsoft YaHei" w:hAnsi="Microsoft YaHei" w:eastAsia="Microsoft YaHei"/>
+                <w:b/>
+                <w:i w:val="0"/>
+                <w:color w:val="1F3A5F"/>
+                <w:sz w:val="20"/>
+              </w:rPr>
+              <w:t>说明</w:t>
+            </w:r>
+          </w:p>
+        </w:tc>
+      </w:tr>
+      <w:tr>
+        <w:tc>
+          <w:tcPr>
+            <w:tcW w:type="dxa" w:w="3300"/>
+            <w:vAlign w:val="center"/>
+          </w:tcPr>
+          <w:p>
+            <w:pPr>
+              <w:spacing w:before="40" w:after="40" w:line="240" w:lineRule="auto"/>
+              <w:jc w:val="left"/>
+            </w:pPr>
+            <w:r>
+              <w:rPr>
+                <w:rFonts w:ascii="Microsoft YaHei" w:hAnsi="Microsoft YaHei" w:eastAsia="Microsoft YaHei"/>
+                <w:b w:val="0"/>
+                <w:i w:val="0"/>
+                <w:color w:val="333333"/>
+                <w:sz w:val="20"/>
+              </w:rPr>
+              <w:t>AppCard</w:t>
+            </w:r>
+          </w:p>
+        </w:tc>
+        <w:tc>
+          <w:tcPr>
+            <w:tcW w:type="dxa" w:w="6060"/>
+            <w:vAlign w:val="center"/>
+          </w:tcPr>
+          <w:p>
+            <w:pPr>
+              <w:spacing w:before="40" w:after="40" w:line="240" w:lineRule="auto"/>
+              <w:jc w:val="left"/>
+            </w:pPr>
+            <w:r>
+              <w:rPr>
+                <w:rFonts w:ascii="Microsoft YaHei" w:hAnsi="Microsoft YaHei" w:eastAsia="Microsoft YaHei"/>
+                <w:b w:val="0"/>
+                <w:i w:val="0"/>
+                <w:color w:val="333333"/>
+                <w:sz w:val="20"/>
+              </w:rPr>
+              <w:t>白底圆角 20、极浅阴影、可选主色描边</w:t>
+            </w:r>
+          </w:p>
+        </w:tc>
+      </w:tr>
+      <w:tr>
+        <w:tc>
+          <w:tcPr>
+            <w:tcW w:type="dxa" w:w="3300"/>
+            <w:vAlign w:val="center"/>
+          </w:tcPr>
+          <w:p>
+            <w:pPr>
+              <w:spacing w:before="40" w:after="40" w:line="240" w:lineRule="auto"/>
+              <w:jc w:val="left"/>
+            </w:pPr>
+            <w:r>
+              <w:rPr>
+                <w:rFonts w:ascii="Microsoft YaHei" w:hAnsi="Microsoft YaHei" w:eastAsia="Microsoft YaHei"/>
+                <w:b w:val="0"/>
+                <w:i w:val="0"/>
+                <w:color w:val="333333"/>
+                <w:sz w:val="20"/>
+              </w:rPr>
+              <w:t>AppFilledButton / AppSoftButton</w:t>
+            </w:r>
+          </w:p>
+        </w:tc>
+        <w:tc>
+          <w:tcPr>
+            <w:tcW w:type="dxa" w:w="6060"/>
+            <w:vAlign w:val="center"/>
+          </w:tcPr>
+          <w:p>
+            <w:pPr>
+              <w:spacing w:before="40" w:after="40" w:line="240" w:lineRule="auto"/>
+              <w:jc w:val="left"/>
+            </w:pPr>
+            <w:r>
+              <w:rPr>
+                <w:rFonts w:ascii="Microsoft YaHei" w:hAnsi="Microsoft YaHei" w:eastAsia="Microsoft YaHei"/>
+                <w:b w:val="0"/>
+                <w:i w:val="0"/>
+                <w:color w:val="333333"/>
+                <w:sz w:val="20"/>
+              </w:rPr>
+              <w:t>圆角 16、按压回弹微动效</w:t>
+            </w:r>
+          </w:p>
+        </w:tc>
+      </w:tr>
+      <w:tr>
+        <w:tc>
+          <w:tcPr>
+            <w:tcW w:type="dxa" w:w="3300"/>
+            <w:vAlign w:val="center"/>
+          </w:tcPr>
+          <w:p>
+            <w:pPr>
+              <w:spacing w:before="40" w:after="40" w:line="240" w:lineRule="auto"/>
+              <w:jc w:val="left"/>
+            </w:pPr>
+            <w:r>
+              <w:rPr>
+                <w:rFonts w:ascii="Microsoft YaHei" w:hAnsi="Microsoft YaHei" w:eastAsia="Microsoft YaHei"/>
+                <w:b w:val="0"/>
+                <w:i w:val="0"/>
+                <w:color w:val="333333"/>
+                <w:sz w:val="20"/>
+              </w:rPr>
+              <w:t>AppBadge</w:t>
+            </w:r>
+          </w:p>
+        </w:tc>
+        <w:tc>
+          <w:tcPr>
+            <w:tcW w:type="dxa" w:w="6060"/>
+            <w:vAlign w:val="center"/>
+          </w:tcPr>
+          <w:p>
+            <w:pPr>
+              <w:spacing w:before="40" w:after="40" w:line="240" w:lineRule="auto"/>
+              <w:jc w:val="left"/>
+            </w:pPr>
+            <w:r>
+              <w:rPr>
+                <w:rFonts w:ascii="Microsoft YaHei" w:hAnsi="Microsoft YaHei" w:eastAsia="Microsoft YaHei"/>
+                <w:b w:val="0"/>
+                <w:i w:val="0"/>
+                <w:color w:val="333333"/>
+                <w:sz w:val="20"/>
+              </w:rPr>
+              <w:t>柠檬黄徽章，弹跳入场，用于亮点/打卡</w:t>
+            </w:r>
+          </w:p>
+        </w:tc>
+      </w:tr>
+      <w:tr>
+        <w:tc>
+          <w:tcPr>
+            <w:tcW w:type="dxa" w:w="3300"/>
+            <w:vAlign w:val="center"/>
+          </w:tcPr>
+          <w:p>
+            <w:pPr>
+              <w:spacing w:before="40" w:after="40" w:line="240" w:lineRule="auto"/>
+              <w:jc w:val="left"/>
+            </w:pPr>
+            <w:r>
+              <w:rPr>
+                <w:rFonts w:ascii="Microsoft YaHei" w:hAnsi="Microsoft YaHei" w:eastAsia="Microsoft YaHei"/>
+                <w:b w:val="0"/>
+                <w:i w:val="0"/>
+                <w:color w:val="333333"/>
+                <w:sz w:val="20"/>
+              </w:rPr>
+              <w:t>SectionHeader</w:t>
+            </w:r>
+          </w:p>
+        </w:tc>
+        <w:tc>
+          <w:tcPr>
+            <w:tcW w:type="dxa" w:w="6060"/>
+            <w:vAlign w:val="center"/>
+          </w:tcPr>
+          <w:p>
+            <w:pPr>
+              <w:spacing w:before="40" w:after="40" w:line="240" w:lineRule="auto"/>
+              <w:jc w:val="left"/>
+            </w:pPr>
+            <w:r>
+              <w:rPr>
+                <w:rFonts w:ascii="Microsoft YaHei" w:hAnsi="Microsoft YaHei" w:eastAsia="Microsoft YaHei"/>
+                <w:b w:val="0"/>
+                <w:i w:val="0"/>
+                <w:color w:val="333333"/>
+                <w:sz w:val="20"/>
+              </w:rPr>
+              <w:t>主色短条＋标题，区块信息层级</w:t>
+            </w:r>
+          </w:p>
+        </w:tc>
+      </w:tr>
+      <w:tr>
+        <w:tc>
+          <w:tcPr>
+            <w:tcW w:type="dxa" w:w="3300"/>
+            <w:vAlign w:val="center"/>
+          </w:tcPr>
+          <w:p>
+            <w:pPr>
+              <w:spacing w:before="40" w:after="40" w:line="240" w:lineRule="auto"/>
+              <w:jc w:val="left"/>
+            </w:pPr>
+            <w:r>
+              <w:rPr>
+                <w:rFonts w:ascii="Microsoft YaHei" w:hAnsi="Microsoft YaHei" w:eastAsia="Microsoft YaHei"/>
+                <w:b w:val="0"/>
+                <w:i w:val="0"/>
+                <w:color w:val="333333"/>
+                <w:sz w:val="20"/>
+              </w:rPr>
+              <w:t>BrandMark</w:t>
+            </w:r>
+          </w:p>
+        </w:tc>
+        <w:tc>
+          <w:tcPr>
+            <w:tcW w:type="dxa" w:w="6060"/>
+            <w:vAlign w:val="center"/>
+          </w:tcPr>
+          <w:p>
+            <w:pPr>
+              <w:spacing w:before="40" w:after="40" w:line="240" w:lineRule="auto"/>
+              <w:jc w:val="left"/>
+            </w:pPr>
+            <w:r>
+              <w:rPr>
+                <w:rFonts w:ascii="Microsoft YaHei" w:hAnsi="Microsoft YaHei" w:eastAsia="Microsoft YaHei"/>
+                <w:b w:val="0"/>
+                <w:i w:val="0"/>
+                <w:color w:val="333333"/>
+                <w:sz w:val="20"/>
+              </w:rPr>
+              <w:t>蓝绿渐变圆角方块＋π，品牌识别</w:t>
+            </w:r>
+          </w:p>
+        </w:tc>
+      </w:tr>
+      <w:tr>
+        <w:tc>
+          <w:tcPr>
+            <w:tcW w:type="dxa" w:w="3300"/>
+            <w:vAlign w:val="center"/>
+          </w:tcPr>
+          <w:p>
+            <w:pPr>
+              <w:spacing w:before="40" w:after="40" w:line="240" w:lineRule="auto"/>
+              <w:jc w:val="left"/>
+            </w:pPr>
+            <w:r>
+              <w:rPr>
+                <w:rFonts w:ascii="Microsoft YaHei" w:hAnsi="Microsoft YaHei" w:eastAsia="Microsoft YaHei"/>
+                <w:b w:val="0"/>
+                <w:i w:val="0"/>
+                <w:color w:val="333333"/>
+                <w:sz w:val="20"/>
+              </w:rPr>
+              <w:t>AppProgressBar</w:t>
+            </w:r>
+          </w:p>
+        </w:tc>
+        <w:tc>
+          <w:tcPr>
+            <w:tcW w:type="dxa" w:w="6060"/>
+            <w:vAlign w:val="center"/>
+          </w:tcPr>
+          <w:p>
+            <w:pPr>
+              <w:spacing w:before="40" w:after="40" w:line="240" w:lineRule="auto"/>
+              <w:jc w:val="left"/>
+            </w:pPr>
+            <w:r>
+              <w:rPr>
+                <w:rFonts w:ascii="Microsoft YaHei" w:hAnsi="Microsoft YaHei" w:eastAsia="Microsoft YaHei"/>
+                <w:b w:val="0"/>
+                <w:i w:val="0"/>
+                <w:color w:val="333333"/>
+                <w:sz w:val="20"/>
+              </w:rPr>
+              <w:t>圆角进度条，诊断/练习进度</w:t>
+            </w:r>
+          </w:p>
+        </w:tc>
+      </w:tr>
+      <w:tr>
+        <w:tc>
+          <w:tcPr>
+            <w:tcW w:type="dxa" w:w="3300"/>
+            <w:vAlign w:val="center"/>
+          </w:tcPr>
+          <w:p>
+            <w:pPr>
+              <w:spacing w:before="40" w:after="40" w:line="240" w:lineRule="auto"/>
+              <w:jc w:val="left"/>
+            </w:pPr>
+            <w:r>
+              <w:rPr>
+                <w:rFonts w:ascii="Microsoft YaHei" w:hAnsi="Microsoft YaHei" w:eastAsia="Microsoft YaHei"/>
+                <w:b w:val="0"/>
+                <w:i w:val="0"/>
+                <w:color w:val="333333"/>
+                <w:sz w:val="20"/>
+              </w:rPr>
+              <w:t>GeoSpirit</w:t>
+            </w:r>
+          </w:p>
+        </w:tc>
+        <w:tc>
+          <w:tcPr>
+            <w:tcW w:type="dxa" w:w="6060"/>
+            <w:vAlign w:val="center"/>
+          </w:tcPr>
+          <w:p>
+            <w:pPr>
+              <w:spacing w:before="40" w:after="40" w:line="240" w:lineRule="auto"/>
+              <w:jc w:val="left"/>
+            </w:pPr>
+            <w:r>
+              <w:rPr>
+                <w:rFonts w:ascii="Microsoft YaHei" w:hAnsi="Microsoft YaHei" w:eastAsia="Microsoft YaHei"/>
+                <w:b w:val="0"/>
+                <w:i w:val="0"/>
+                <w:color w:val="333333"/>
+                <w:sz w:val="20"/>
+              </w:rPr>
+              <w:t>几何小精灵（平静/开心/加油三表情＋公式气泡），仅情感场景，做题与报告数据区禁用</w:t>
+            </w:r>
+          </w:p>
+        </w:tc>
+      </w:tr>
+      <w:tr>
+        <w:tc>
+          <w:tcPr>
+            <w:tcW w:type="dxa" w:w="3300"/>
+            <w:vAlign w:val="center"/>
+          </w:tcPr>
+          <w:p>
+            <w:pPr>
+              <w:spacing w:before="40" w:after="40" w:line="240" w:lineRule="auto"/>
+              <w:jc w:val="left"/>
+            </w:pPr>
+            <w:r>
+              <w:rPr>
+                <w:rFonts w:ascii="Microsoft YaHei" w:hAnsi="Microsoft YaHei" w:eastAsia="Microsoft YaHei"/>
+                <w:b w:val="0"/>
+                <w:i w:val="0"/>
+                <w:color w:val="333333"/>
+                <w:sz w:val="20"/>
+              </w:rPr>
+              <w:t>图标</w:t>
+            </w:r>
+          </w:p>
+        </w:tc>
+        <w:tc>
+          <w:tcPr>
+            <w:tcW w:type="dxa" w:w="6060"/>
+            <w:vAlign w:val="center"/>
+          </w:tcPr>
+          <w:p>
+            <w:pPr>
+              <w:spacing w:before="40" w:after="40" w:line="240" w:lineRule="auto"/>
+              <w:jc w:val="left"/>
+            </w:pPr>
+            <w:r>
+              <w:rPr>
+                <w:rFonts w:ascii="Microsoft YaHei" w:hAnsi="Microsoft YaHei" w:eastAsia="Microsoft YaHei"/>
+                <w:b w:val="0"/>
+                <w:i w:val="0"/>
+                <w:color w:val="333333"/>
+                <w:sz w:val="20"/>
+              </w:rPr>
+              <w:t>Material Icons.*_rounded 面性圆角风格</w:t>
+            </w:r>
+          </w:p>
+        </w:tc>
+      </w:tr>
+    </w:tbl>
+    <w:p>
+      <w:pPr>
+        <w:pStyle w:val="CxBullet"/>
+      </w:pPr>
+      <w:r>
+        <w:rPr>
+          <w:rFonts w:ascii="Microsoft YaHei" w:hAnsi="Microsoft YaHei" w:eastAsia="Microsoft YaHei"/>
+          <w:b w:val="0"/>
+          <w:i w:val="0"/>
+          <w:color w:val="333333"/>
+          <w:sz w:val="22"/>
+        </w:rPr>
+        <w:t>字号 12/14/16/20/24/28（2 进制栅格），字重仅 Regular/Medium/Bold，不打包自定义字体；</w:t>
+      </w:r>
+    </w:p>
+    <w:p>
+      <w:pPr>
+        <w:pStyle w:val="CxBullet"/>
+      </w:pPr>
+      <w:r>
+        <w:rPr>
+          <w:rFonts w:ascii="Microsoft YaHei" w:hAnsi="Microsoft YaHei" w:eastAsia="Microsoft YaHei"/>
+          <w:b w:val="0"/>
+          <w:i w:val="0"/>
+          <w:color w:val="333333"/>
+          <w:sz w:val="22"/>
+        </w:rPr>
+        <w:t>间距统一 8 倍数（8/16/24/32），圆角 卡片 20 / 按钮 16 / 芯片输入 12；</w:t>
+      </w:r>
+    </w:p>
+    <w:p>
+      <w:pPr>
+        <w:pStyle w:val="CxBullet"/>
+      </w:pPr>
+      <w:r>
+        <w:rPr>
+          <w:rFonts w:ascii="Microsoft YaHei" w:hAnsi="Microsoft YaHei" w:eastAsia="Microsoft YaHei"/>
+          <w:b w:val="0"/>
+          <w:i w:val="0"/>
+          <w:color w:val="333333"/>
+          <w:sz w:val="22"/>
+        </w:rPr>
+        <w:t>MVP 仅浅色主题，不做深色模式与动态取色，保证品牌色稳定；</w:t>
+      </w:r>
+    </w:p>
+    <w:p>
+      <w:pPr>
+        <w:pStyle w:val="CxBullet"/>
+      </w:pPr>
+      <w:r>
+        <w:rPr>
+          <w:rFonts w:ascii="Microsoft YaHei" w:hAnsi="Microsoft YaHei" w:eastAsia="Microsoft YaHei"/>
+          <w:b w:val="0"/>
+          <w:i w:val="0"/>
+          <w:color w:val="333333"/>
+          <w:sz w:val="22"/>
+        </w:rPr>
+        <w:t>构建环境：pub 缓存使用纯 ASCII 路径（PUB_CACHE=D:\pub-cache）规避中文路径原生库编译问题；sqlite3 测试依赖使用系统库（pubspec hooks source: system）。</w:t>
       </w:r>
     </w:p>
     <w:sectPr>

--- a/数学学习提升App开发文档.docx
+++ b/数学学习提升App开发文档.docx
@@ -104,7 +104,7 @@
           <w:color w:val="333333"/>
           <w:sz w:val="22"/>
         </w:rPr>
-        <w:t>修订记录：V1.5（2026-08-08）新增附录C 视觉设计规范（清新学习风·克制可爱版 v0.3.0），记录全页面视觉改版与构建环境调整；V1.4（2026-08-08）标记阶段 2 已完成，记录数据层与题库实现细节；V1.3（2026-08-08）标记阶段 0、阶段 1 已完成，记录实际环境与构建配置，新增项目进度总览；V1.2（2026-08-07）架构升级为 DDD 有界上下文＋模块化单体，新增学习/内容/通知三域划分；V1.1（2026-08-07）新增“八、架构演进与持续更新”章节，接口统一升级为 /api/v1/，明确内容双轨、数据迁移、发布流程与测试基线。</w:t>
+        <w:t>修订记录：V1.6（2026-08-08）标记阶段 3 已完成，记录诊断与报告实现（含填空/限时题、评分引擎、雷达图）；V1.5（2026-08-08）新增附录C 视觉设计规范（清新学习风·克制可爱版 v0.3.0），记录全页面视觉改版与构建环境调整；V1.4（2026-08-08）标记阶段 2 已完成，记录数据层与题库实现细节；V1.3（2026-08-08）标记阶段 0、阶段 1 已完成，记录实际环境与构建配置，新增项目进度总览；V1.2（2026-08-07）架构升级为 DDD 有界上下文＋模块化单体，新增学习/内容/通知三域划分；V1.1（2026-08-07）新增“八、架构演进与持续更新”章节，接口统一升级为 /api/v1/，明确内容双轨、数据迁移、发布流程与测试基线。</w:t>
       </w:r>
     </w:p>
     <w:p>
@@ -947,7 +947,7 @@
           <w:color w:val="333333"/>
           <w:sz w:val="22"/>
         </w:rPr>
-        <w:t>阶段 0–2 ✅ 已完成；视觉改版（v0.3.0 清新学习风·克制可爱版）✅ 已完成；阶段 3–6 待开发。下一阶段：阶段 3 诊断报告。</w:t>
+        <w:t>阶段 0–3 ✅ 已完成；视觉改版（v0.3.0 清新学习风·克制可爱版）✅ 已完成；阶段 4–6 待开发。下一阶段：阶段 4 练习错题。</w:t>
       </w:r>
     </w:p>
     <w:p>
@@ -1022,7 +1022,22 @@
           <w:color w:val="333333"/>
           <w:sz w:val="22"/>
         </w:rPr>
-        <w:t>○ 待办：内网穿透注册（cpolar/花生壳）；阶段 3 诊断报告 → 阶段 4 练习错题 → 阶段 5 通知服务 → 阶段 6 联调部署。</w:t>
+        <w:t>✅ 已完成：阶段 3 诊断与报告（15 题诊断含填空/限时题、四因子评分、完成弹层、报告页雷达图），25 项测试通过；</w:t>
+      </w:r>
+    </w:p>
+    <w:p>
+      <w:pPr>
+        <w:pStyle w:val="CxBullet"/>
+      </w:pPr>
+      <w:r>
+        <w:rPr>
+          <w:rFonts w:ascii="Microsoft YaHei" w:hAnsi="Microsoft YaHei" w:eastAsia="Microsoft YaHei"/>
+          <w:b w:val="0"/>
+          <w:i w:val="0"/>
+          <w:color w:val="333333"/>
+          <w:sz w:val="22"/>
+        </w:rPr>
+        <w:t>○ 待办：内网穿透注册（cpolar/花生壳）；阶段 4 练习错题 → 阶段 5 通知服务 → 阶段 6 联调部署。</w:t>
       </w:r>
     </w:p>
     <w:p>
@@ -11661,7 +11676,7 @@
                 <w:color w:val="333333"/>
                 <w:sz w:val="20"/>
               </w:rPr>
-              <w:t>○ 待开发</w:t>
+              <w:t>✅ 已完成</w:t>
             </w:r>
           </w:p>
         </w:tc>
@@ -12565,6 +12580,127 @@
           <w:sz w:val="22"/>
         </w:rPr>
         <w:t>验收：完成诊断→报告→练习→错题全流程，纯本地可用。</w:t>
+      </w:r>
+    </w:p>
+    <w:p>
+      <w:pPr>
+        <w:spacing w:after="120"/>
+        <w:jc w:val="left"/>
+      </w:pPr>
+      <w:r>
+        <w:rPr>
+          <w:rFonts w:ascii="Microsoft YaHei" w:hAnsi="Microsoft YaHei" w:eastAsia="Microsoft YaHei"/>
+          <w:b w:val="0"/>
+          <w:i w:val="0"/>
+          <w:color w:val="333333"/>
+          <w:sz w:val="22"/>
+        </w:rPr>
+        <w:t>阶段 3 状态：✅ 已完成（2026-08-08，完成一次诊断并在报告页看到雷达图，真机覆盖安装验收）。实际记录：</w:t>
+      </w:r>
+    </w:p>
+    <w:p>
+      <w:pPr>
+        <w:pStyle w:val="CxBullet"/>
+      </w:pPr>
+      <w:r>
+        <w:rPr>
+          <w:rFonts w:ascii="Microsoft YaHei" w:hAnsi="Microsoft YaHei" w:eastAsia="Microsoft YaHei"/>
+          <w:b w:val="0"/>
+          <w:i w:val="0"/>
+          <w:color w:val="333333"/>
+          <w:sz w:val="22"/>
+        </w:rPr>
+        <w:t>诊断 15 题：K6（年级章节基础题，含填空）＋T5（难度 3 带思维方法）＋S2（步骤自评）＋P2（1 道限时题＋1 道心态自评）；组内随机，顺序 K→T→S→P；</w:t>
+      </w:r>
+    </w:p>
+    <w:p>
+      <w:pPr>
+        <w:pStyle w:val="CxBullet"/>
+      </w:pPr>
+      <w:r>
+        <w:rPr>
+          <w:rFonts w:ascii="Microsoft YaHei" w:hAnsi="Microsoft YaHei" w:eastAsia="Microsoft YaHei"/>
+          <w:b w:val="0"/>
+          <w:i w:val="0"/>
+          <w:color w:val="333333"/>
+          <w:sz w:val="22"/>
+        </w:rPr>
+        <w:t>题库新增 4 道 is_timed 限时题（content_version 2），config.json 配置诊断配比与限时（choice 120s）；</w:t>
+      </w:r>
+    </w:p>
+    <w:p>
+      <w:pPr>
+        <w:pStyle w:val="CxBullet"/>
+      </w:pPr>
+      <w:r>
+        <w:rPr>
+          <w:rFonts w:ascii="Microsoft YaHei" w:hAnsi="Microsoft YaHei" w:eastAsia="Microsoft YaHei"/>
+          <w:b w:val="0"/>
+          <w:i w:val="0"/>
+          <w:color w:val="333333"/>
+          <w:sz w:val="22"/>
+        </w:rPr>
+        <w:t>DiagnosticEngine：choice 字母判分、fill 精确/小数等价判分、自评选项 0/1/2→1/0.5/0、超时计错、薄弱点（≥2 题且正确率&lt;60% 升序）、归因（错题 lose_type 前 2，S/P 低时补规范/心理）；</w:t>
+      </w:r>
+    </w:p>
+    <w:p>
+      <w:pPr>
+        <w:pStyle w:val="CxBullet"/>
+      </w:pPr>
+      <w:r>
+        <w:rPr>
+          <w:rFonts w:ascii="Microsoft YaHei" w:hAnsi="Microsoft YaHei" w:eastAsia="Microsoft YaHei"/>
+          <w:b w:val="0"/>
+          <w:i w:val="0"/>
+          <w:color w:val="333333"/>
+          <w:sz w:val="22"/>
+        </w:rPr>
+        <w:t>迁移 002：question.is_timed、answer_record.self_option、diagnosis.attribution，schema_version 2，v1 升级保留旧数据已验证；</w:t>
+      </w:r>
+    </w:p>
+    <w:p>
+      <w:pPr>
+        <w:pStyle w:val="CxBullet"/>
+      </w:pPr>
+      <w:r>
+        <w:rPr>
+          <w:rFonts w:ascii="Microsoft YaHei" w:hAnsi="Microsoft YaHei" w:eastAsia="Microsoft YaHei"/>
+          <w:b w:val="0"/>
+          <w:i w:val="0"/>
+          <w:color w:val="333333"/>
+          <w:sz w:val="22"/>
+        </w:rPr>
+        <w:t>界面：LatexText 行内公式、逐题作答（进度/上一题/下一题/倒计时/填空输入）、完成弹层（开心小精灵＋得分概览）、报告页（综合得分＋fl_chart 雷达图＋薄弱点＋归因）；</w:t>
+      </w:r>
+    </w:p>
+    <w:p>
+      <w:pPr>
+        <w:pStyle w:val="CxBullet"/>
+      </w:pPr>
+      <w:r>
+        <w:rPr>
+          <w:rFonts w:ascii="Microsoft YaHei" w:hAnsi="Microsoft YaHei" w:eastAsia="Microsoft YaHei"/>
+          <w:b w:val="0"/>
+          <w:i w:val="0"/>
+          <w:color w:val="333333"/>
+          <w:sz w:val="22"/>
+        </w:rPr>
+        <w:t>高二/高三题库未覆盖时自动从全库基础题补足并在完成层提示；</w:t>
+      </w:r>
+    </w:p>
+    <w:p>
+      <w:pPr>
+        <w:pStyle w:val="CxBullet"/>
+      </w:pPr>
+      <w:r>
+        <w:rPr>
+          <w:rFonts w:ascii="Microsoft YaHei" w:hAnsi="Microsoft YaHei" w:eastAsia="Microsoft YaHei"/>
+          <w:b w:val="0"/>
+          <w:i w:val="0"/>
+          <w:color w:val="333333"/>
+          <w:sz w:val="22"/>
+        </w:rPr>
+        <w:t>测试：25 项全部通过（引擎 7＋装配 3＋服务集成 2＋数据层 6＋主题 4＋冒烟 3）。</w:t>
       </w:r>
     </w:p>
     <w:p>

--- a/数学学习提升App开发文档.docx
+++ b/数学学习提升App开发文档.docx
@@ -104,7 +104,7 @@
           <w:color w:val="333333"/>
           <w:sz w:val="22"/>
         </w:rPr>
-        <w:t>修订记录：V1.6（2026-08-08）标记阶段 3 已完成，记录诊断与报告实现（含填空/限时题、评分引擎、雷达图）；V1.5（2026-08-08）新增附录C 视觉设计规范（清新学习风·克制可爱版 v0.3.0），记录全页面视觉改版与构建环境调整；V1.4（2026-08-08）标记阶段 2 已完成，记录数据层与题库实现细节；V1.3（2026-08-08）标记阶段 0、阶段 1 已完成，记录实际环境与构建配置，新增项目进度总览；V1.2（2026-08-07）架构升级为 DDD 有界上下文＋模块化单体，新增学习/内容/通知三域划分；V1.1（2026-08-07）新增“八、架构演进与持续更新”章节，接口统一升级为 /api/v1/，明确内容双轨、数据迁移、发布流程与测试基线。</w:t>
+        <w:t>修订记录：V1.7（2026-08-08）标记阶段 4 已完成，记录练习与错题闭环（推荐/重做/周清、状态机）；V1.6（2026-08-08）标记阶段 3 已完成，记录诊断与报告实现（含填空/限时题、评分引擎、雷达图）；V1.5（2026-08-08）新增附录C 视觉设计规范（清新学习风·克制可爱版 v0.3.0），记录全页面视觉改版与构建环境调整；V1.4（2026-08-08）标记阶段 2 已完成，记录数据层与题库实现细节；V1.3（2026-08-08）标记阶段 0、阶段 1 已完成，记录实际环境与构建配置，新增项目进度总览；V1.2（2026-08-07）架构升级为 DDD 有界上下文＋模块化单体，新增学习/内容/通知三域划分；V1.1（2026-08-07）新增“八、架构演进与持续更新”章节，接口统一升级为 /api/v1/，明确内容双轨、数据迁移、发布流程与测试基线。</w:t>
       </w:r>
     </w:p>
     <w:p>
@@ -947,7 +947,7 @@
           <w:color w:val="333333"/>
           <w:sz w:val="22"/>
         </w:rPr>
-        <w:t>阶段 0–3 ✅ 已完成；视觉改版（v0.3.0 清新学习风·克制可爱版）✅ 已完成；阶段 4–6 待开发。下一阶段：阶段 4 练习错题。</w:t>
+        <w:t>阶段 0–4 ✅ 已完成；视觉改版（v0.3.0 清新学习风·克制可爱版）✅ 已完成；阶段 5–6 待开发。下一阶段：阶段 5 通知服务。</w:t>
       </w:r>
     </w:p>
     <w:p>
@@ -1037,7 +1037,22 @@
           <w:color w:val="333333"/>
           <w:sz w:val="22"/>
         </w:rPr>
-        <w:t>○ 待办：内网穿透注册（cpolar/花生壳）；阶段 4 练习错题 → 阶段 5 通知服务 → 阶段 6 联调部署。</w:t>
+        <w:t>✅ 已完成：阶段 4 练习与错题闭环（推荐练习、错题重做、周清复测、状态机），40 项测试通过；</w:t>
+      </w:r>
+    </w:p>
+    <w:p>
+      <w:pPr>
+        <w:pStyle w:val="CxBullet"/>
+      </w:pPr>
+      <w:r>
+        <w:rPr>
+          <w:rFonts w:ascii="Microsoft YaHei" w:hAnsi="Microsoft YaHei" w:eastAsia="Microsoft YaHei"/>
+          <w:b w:val="0"/>
+          <w:i w:val="0"/>
+          <w:color w:val="333333"/>
+          <w:sz w:val="22"/>
+        </w:rPr>
+        <w:t>○ 待办：内网穿透注册（cpolar/花生壳）；阶段 5 通知服务 → 阶段 6 联调部署。</w:t>
       </w:r>
     </w:p>
     <w:p>
@@ -11788,7 +11803,7 @@
                 <w:color w:val="333333"/>
                 <w:sz w:val="20"/>
               </w:rPr>
-              <w:t>○ 待开发</w:t>
+              <w:t>✅ 已完成</w:t>
             </w:r>
           </w:p>
         </w:tc>
@@ -12701,6 +12716,112 @@
           <w:sz w:val="22"/>
         </w:rPr>
         <w:t>测试：25 项全部通过（引擎 7＋装配 3＋服务集成 2＋数据层 6＋主题 4＋冒烟 3）。</w:t>
+      </w:r>
+    </w:p>
+    <w:p>
+      <w:pPr>
+        <w:spacing w:after="120"/>
+        <w:jc w:val="left"/>
+      </w:pPr>
+      <w:r>
+        <w:rPr>
+          <w:rFonts w:ascii="Microsoft YaHei" w:hAnsi="Microsoft YaHei" w:eastAsia="Microsoft YaHei"/>
+          <w:b w:val="0"/>
+          <w:i w:val="0"/>
+          <w:color w:val="333333"/>
+          <w:sz w:val="22"/>
+        </w:rPr>
+        <w:t>阶段 4 状态：✅ 已完成（2026-08-08，练习答错自动入错题本并可重做，真机覆盖安装验收）。实际记录：</w:t>
+      </w:r>
+    </w:p>
+    <w:p>
+      <w:pPr>
+        <w:pStyle w:val="CxBullet"/>
+      </w:pPr>
+      <w:r>
+        <w:rPr>
+          <w:rFonts w:ascii="Microsoft YaHei" w:hAnsi="Microsoft YaHei" w:eastAsia="Microsoft YaHei"/>
+          <w:b w:val="0"/>
+          <w:i w:val="0"/>
+          <w:color w:val="333333"/>
+          <w:sz w:val="22"/>
+        </w:rPr>
+        <w:t>练习三模式：推荐练习（薄弱点前 3＋难度 6/3/1 共 10 题）／错题重做（pending＋升级类，升级类用同类题）／周清复测（观察期到期题）；</w:t>
+      </w:r>
+    </w:p>
+    <w:p>
+      <w:pPr>
+        <w:pStyle w:val="CxBullet"/>
+      </w:pPr>
+      <w:r>
+        <w:rPr>
+          <w:rFonts w:ascii="Microsoft YaHei" w:hAnsi="Microsoft YaHei" w:eastAsia="Microsoft YaHei"/>
+          <w:b w:val="0"/>
+          <w:i w:val="0"/>
+          <w:color w:val="333333"/>
+          <w:sz w:val="22"/>
+        </w:rPr>
+        <w:t>逐题限时（choice 120s / fill 180s，超时计错）＋提交后即时反馈（答案/解析/采分点，错误自动收录错题本）；</w:t>
+      </w:r>
+    </w:p>
+    <w:p>
+      <w:pPr>
+        <w:pStyle w:val="CxBullet"/>
+      </w:pPr>
+      <w:r>
+        <w:rPr>
+          <w:rFonts w:ascii="Microsoft YaHei" w:hAnsi="Microsoft YaHei" w:eastAsia="Microsoft YaHei"/>
+          <w:b w:val="0"/>
+          <w:i w:val="0"/>
+          <w:color w:val="333333"/>
+          <w:sz w:val="22"/>
+        </w:rPr>
+        <w:t>错题状态机（表 10）：待重做→已重做（观察期 7 天）→已掌握；重做/复测再错→待重做（升级）且 redo_count+1；</w:t>
+      </w:r>
+    </w:p>
+    <w:p>
+      <w:pPr>
+        <w:pStyle w:val="CxBullet"/>
+      </w:pPr>
+      <w:r>
+        <w:rPr>
+          <w:rFonts w:ascii="Microsoft YaHei" w:hAnsi="Microsoft YaHei" w:eastAsia="Microsoft YaHei"/>
+          <w:b w:val="0"/>
+          <w:i w:val="0"/>
+          <w:color w:val="333333"/>
+          <w:sz w:val="22"/>
+        </w:rPr>
+        <w:t>错题本页：状态筛选（全部/待重做/观察中/已掌握）、错题卡片与解析弹窗、重做/周清入口；</w:t>
+      </w:r>
+    </w:p>
+    <w:p>
+      <w:pPr>
+        <w:pStyle w:val="CxBullet"/>
+      </w:pPr>
+      <w:r>
+        <w:rPr>
+          <w:rFonts w:ascii="Microsoft YaHei" w:hAnsi="Microsoft YaHei" w:eastAsia="Microsoft YaHei"/>
+          <w:b w:val="0"/>
+          <w:i w:val="0"/>
+          <w:color w:val="333333"/>
+          <w:sz w:val="22"/>
+        </w:rPr>
+        <w:t>共享组件：QuestionAnswerPanel（诊断/练习复用作答面板）、AnswerGrading（choice/fill 统一判分）；</w:t>
+      </w:r>
+    </w:p>
+    <w:p>
+      <w:pPr>
+        <w:pStyle w:val="CxBullet"/>
+      </w:pPr>
+      <w:r>
+        <w:rPr>
+          <w:rFonts w:ascii="Microsoft YaHei" w:hAnsi="Microsoft YaHei" w:eastAsia="Microsoft YaHei"/>
+          <w:b w:val="0"/>
+          <w:i w:val="0"/>
+          <w:color w:val="333333"/>
+          <w:sz w:val="22"/>
+        </w:rPr>
+        <w:t>测试：40 项全部通过（新增状态机 8＋推荐 3＋服务集成 4）。</w:t>
       </w:r>
     </w:p>
     <w:p>
